--- a/docs/legal/servicios/docx/01-contrato-invitaciones-digitales.docx
+++ b/docs/legal/servicios/docx/01-contrato-invitaciones-digitales.docx
@@ -2963,6 +2963,91 @@
           <w:i w:val="0"/>
         </w:rPr>
         <w:t>, como pena convencional única y total, en términos de la Cláusula Décima Cuarta.</w:t>
+      </w:r>
+    </w:p>
+    <w:p>
+      <w:pPr>
+        <w:jc w:val="both"/>
+      </w:pPr>
+      <w:r>
+        <w:rPr>
+          <w:rFonts w:ascii="Calibri" w:hAnsi="Calibri"/>
+          <w:b/>
+          <w:i w:val="0"/>
+        </w:rPr>
+        <w:t>Soporte post-lanzamiento.</w:t>
+      </w:r>
+      <w:r>
+        <w:rPr>
+          <w:rFonts w:ascii="Calibri" w:hAnsi="Calibri"/>
+          <w:b w:val="0"/>
+          <w:i w:val="0"/>
+        </w:rPr>
+        <w:t xml:space="preserve"> Adicionalmente a la garantía, el plan </w:t>
+      </w:r>
+      <w:r>
+        <w:rPr>
+          <w:rFonts w:ascii="Calibri" w:hAnsi="Calibri"/>
+          <w:b/>
+          <w:i w:val="0"/>
+        </w:rPr>
+        <w:t>Pro</w:t>
+      </w:r>
+      <w:r>
+        <w:rPr>
+          <w:rFonts w:ascii="Calibri" w:hAnsi="Calibri"/>
+          <w:b w:val="0"/>
+          <w:i w:val="0"/>
+        </w:rPr>
+        <w:t xml:space="preserve"> incluye </w:t>
+      </w:r>
+      <w:r>
+        <w:rPr>
+          <w:rFonts w:ascii="Calibri" w:hAnsi="Calibri"/>
+          <w:b/>
+          <w:i w:val="0"/>
+        </w:rPr>
+        <w:t>30 (treinta) días naturales</w:t>
+      </w:r>
+      <w:r>
+        <w:rPr>
+          <w:rFonts w:ascii="Calibri" w:hAnsi="Calibri"/>
+          <w:b w:val="0"/>
+          <w:i w:val="0"/>
+        </w:rPr>
+        <w:t xml:space="preserve"> y el plan </w:t>
+      </w:r>
+      <w:r>
+        <w:rPr>
+          <w:rFonts w:ascii="Calibri" w:hAnsi="Calibri"/>
+          <w:b/>
+          <w:i w:val="0"/>
+        </w:rPr>
+        <w:t>Premium</w:t>
+      </w:r>
+      <w:r>
+        <w:rPr>
+          <w:rFonts w:ascii="Calibri" w:hAnsi="Calibri"/>
+          <w:b w:val="0"/>
+          <w:i w:val="0"/>
+        </w:rPr>
+        <w:t xml:space="preserve"> </w:t>
+      </w:r>
+      <w:r>
+        <w:rPr>
+          <w:rFonts w:ascii="Calibri" w:hAnsi="Calibri"/>
+          <w:b/>
+          <w:i w:val="0"/>
+        </w:rPr>
+        <w:t>90 (noventa) días naturales</w:t>
+      </w:r>
+      <w:r>
+        <w:rPr>
+          <w:rFonts w:ascii="Calibri" w:hAnsi="Calibri"/>
+          <w:b w:val="0"/>
+          <w:i w:val="0"/>
+        </w:rPr>
+        <w:t xml:space="preserve"> de soporte post-lanzamiento, contados desde la publicación, para dudas de uso y ajustes menores, sin exceder en ningún caso la vigencia contratada. Se presta en horario laboral con respuesta dentro de las 24 horas hábiles siguientes. No comprende funcionalidad nueva ni el rediseño de la invitación.</w:t>
       </w:r>
     </w:p>
     <w:p>
